--- a/paper2/submission/cover_letter.docx
+++ b/paper2/submission/cover_letter.docx
@@ -168,7 +168,7 @@
     </w:p>
     <w:p>
       <w:r>
-        <w:t>between 1.63 and 1.78: the shapes differ, the cost of embossing them barely</w:t>
+        <w:t>between 1.63 and 1.79: the shapes differ, the cost of embossing them barely</w:t>
       </w:r>
     </w:p>
     <w:p>
@@ -407,6 +407,57 @@
     <w:p>
       <w:r>
         <w:t>I chose was avoidance rather than diagnosis.</w:t>
+      </w:r>
+    </w:p>
+    <w:p>
+      <w:r>
+        <w:rPr>
+          <w:b/>
+        </w:rPr>
+        <w:t>One result I did not expect.</w:t>
+      </w:r>
+      <w:r>
+        <w:t xml:space="preserve"> Joining the three catalogues back to the</w:t>
+      </w:r>
+    </w:p>
+    <w:p>
+      <w:r>
+        <w:t>earlier work's chemical catalogue turned out to be governed not by chemistry but</w:t>
+      </w:r>
+    </w:p>
+    <w:p>
+      <w:r>
+        <w:t>by which language each agency writes in. The drug register names its active</w:t>
+      </w:r>
+    </w:p>
+    <w:p>
+      <w:r>
+        <w:t>ingredient in English, so the Korean chemical catalogue joins none of it — 0.0%</w:t>
+      </w:r>
+    </w:p>
+    <w:p>
+      <w:r>
+        <w:t>— while matching in English joins 46.3%. The pesticide register is the exact</w:t>
+      </w:r>
+    </w:p>
+    <w:p>
+      <w:r>
+        <w:t>mirror. And accident cases have no field naming a substance at all, so the loop</w:t>
+      </w:r>
+    </w:p>
+    <w:p>
+      <w:r>
+        <w:t>the earlier paper described — incident to data sheet to prevention — does not</w:t>
+      </w:r>
+    </w:p>
+    <w:p>
+      <w:r>
+        <w:t>close automatically. Section 7.4 reports this rather than the tidier claim I set</w:t>
+      </w:r>
+    </w:p>
+    <w:p>
+      <w:r>
+        <w:t>out to make.</w:t>
       </w:r>
     </w:p>
     <w:p>

--- a/paper2/submission/cover_letter.docx
+++ b/paper2/submission/cover_letter.docx
@@ -336,22 +336,32 @@
         <w:t>Reproducibility, including two things that cost me time.</w:t>
       </w:r>
       <w:r>
-        <w:t xml:space="preserve"> All three fetchers,</w:t>
+        <w:t xml:space="preserve"> The braille dataset</w:t>
       </w:r>
     </w:p>
     <w:p>
       <w:r>
-        <w:t>the adapters, the validation harness and every figure script are released; the</w:t>
+        <w:t>is published at huggingface.co/datasets/Yuyongkim/inconvenience-public-safety,</w:t>
       </w:r>
     </w:p>
     <w:p>
       <w:r>
-        <w:t>collected source text is not redistributed, since all three registers are public</w:t>
+        <w:t>one config per domain. All three fetchers, the adapters, the validation harness</w:t>
       </w:r>
     </w:p>
     <w:p>
       <w:r>
-        <w:t>APIs a reader can call with their own key. Section 3.3 records two obstacles</w:t>
+        <w:t>and every figure script are released; the collected source text is not</w:t>
+      </w:r>
+    </w:p>
+    <w:p>
+      <w:r>
+        <w:t>redistributed, since all three registers are public APIs a reader can call with</w:t>
+      </w:r>
+    </w:p>
+    <w:p>
+      <w:r>
+        <w:t>their own key. Section 3.3 records two obstacles</w:t>
       </w:r>
     </w:p>
     <w:p>
